--- a/chapters/intro-to-R-handout.docx
+++ b/chapters/intro-to-R-handout.docx
@@ -1846,7 +1846,31 @@
         <w:pStyle w:val="BlockText"/>
       </w:pPr>
       <w:r>
-        <w:t xml:space="preserve">For simple cases, |&gt; and %&gt;% behave identically. So why do we recommend the base pipe? Firstly, because it’s part of base R, it’s always available for you to use, even when you’re not using the tidyverse. Secondly, |&gt; is quite a bit simpler than %&gt;%: in the time between the invention of %&gt;% in 2014 and the inclusion of |&gt; in R 4.1.0 in 2021, we gained a better understanding of the pipe. This allowed the base implementation to jettison infrequently used and less important features.</w:t>
+        <w:t xml:space="preserve">For simple cases, |&gt; and %&gt;% behave identically.</w:t>
+      </w:r>
+      <w:r>
+        <w:t xml:space="preserve"> </w:t>
+      </w:r>
+      <w:r>
+        <w:t xml:space="preserve">So why do we recommend the base pipe?</w:t>
+      </w:r>
+      <w:r>
+        <w:t xml:space="preserve"> </w:t>
+      </w:r>
+      <w:r>
+        <w:t xml:space="preserve">Firstly, because it’s part of base R, it’s always available for you to use, even when you’re not using the tidyverse.</w:t>
+      </w:r>
+      <w:r>
+        <w:t xml:space="preserve"> </w:t>
+      </w:r>
+      <w:r>
+        <w:t xml:space="preserve">Secondly, |&gt; is quite a bit simpler than %&gt;%: in the time between the invention of %&gt;% in 2014 and the inclusion of |&gt; in R 4.1.0 in 2021, we gained a better understanding of the pipe.</w:t>
+      </w:r>
+      <w:r>
+        <w:t xml:space="preserve"> </w:t>
+      </w:r>
+      <w:r>
+        <w:t xml:space="preserve">This allowed the base implementation to jettison infrequently used and less important features.</w:t>
       </w:r>
     </w:p>
     <w:bookmarkEnd w:id="62"/>

--- a/chapters/intro-to-R-handout.docx
+++ b/chapters/intro-to-R-handout.docx
@@ -141,7 +141,7 @@
         <w:t xml:space="preserve">(</w:t>
       </w:r>
       <w:r>
-        <w:t xml:space="preserve">Cannell and Livingston (2024)</w:t>
+        <w:t xml:space="preserve">Cannell and Livingston [1]</w:t>
       </w:r>
       <w:r>
         <w:t xml:space="preserve">)</w:t>
@@ -169,7 +169,7 @@
         <w:t xml:space="preserve">(</w:t>
       </w:r>
       <w:r>
-        <w:t xml:space="preserve">Batra (2024)</w:t>
+        <w:t xml:space="preserve">Batra [2]</w:t>
       </w:r>
       <w:r>
         <w:t xml:space="preserve">)</w:t>
@@ -197,7 +197,7 @@
         <w:t xml:space="preserve">(</w:t>
       </w:r>
       <w:r>
-        <w:t xml:space="preserve">Myatt (2022)</w:t>
+        <w:t xml:space="preserve">Myatt [3]</w:t>
       </w:r>
       <w:r>
         <w:t xml:space="preserve">)</w:t>
@@ -225,7 +225,7 @@
         <w:t xml:space="preserve">(</w:t>
       </w:r>
       <w:r>
-        <w:t xml:space="preserve">Wickham et al. (2023)</w:t>
+        <w:t xml:space="preserve">Wickham et al. [4]</w:t>
       </w:r>
       <w:r>
         <w:t xml:space="preserve">)</w:t>
@@ -253,7 +253,7 @@
         <w:t xml:space="preserve">(</w:t>
       </w:r>
       <w:r>
-        <w:t xml:space="preserve">Wickham (2019)</w:t>
+        <w:t xml:space="preserve">Wickham [5]</w:t>
       </w:r>
       <w:r>
         <w:t xml:space="preserve">)</w:t>
@@ -281,7 +281,7 @@
         <w:t xml:space="preserve">(</w:t>
       </w:r>
       <w:r>
-        <w:t xml:space="preserve">Chang (2024)</w:t>
+        <w:t xml:space="preserve">Chang [6]</w:t>
       </w:r>
       <w:r>
         <w:t xml:space="preserve">)</w:t>
@@ -309,7 +309,7 @@
         <w:t xml:space="preserve">(</w:t>
       </w:r>
       <w:r>
-        <w:t xml:space="preserve">Wickham and Bryan (2023)</w:t>
+        <w:t xml:space="preserve">Wickham and Bryan [7]</w:t>
       </w:r>
       <w:r>
         <w:t xml:space="preserve">)</w:t>
@@ -324,7 +324,7 @@
         </w:numPr>
       </w:pPr>
       <w:r>
-        <w:t xml:space="preserve">Nahhas (2023)</w:t>
+        <w:t xml:space="preserve">Nahhas [8]</w:t>
       </w:r>
       <w:r>
         <w:t xml:space="preserve"> </w:t>
@@ -336,7 +336,7 @@
         <w:t xml:space="preserve"> </w:t>
       </w:r>
       <w:r>
-        <w:t xml:space="preserve">Nahhas (2024)</w:t>
+        <w:t xml:space="preserve">Nahhas [9]</w:t>
       </w:r>
       <w:r>
         <w:t xml:space="preserve">)</w:t>
@@ -351,7 +351,7 @@
         </w:numPr>
       </w:pPr>
       <w:r>
-        <w:t xml:space="preserve">Myatt (2022)</w:t>
+        <w:t xml:space="preserve">Myatt [3]</w:t>
       </w:r>
     </w:p>
     <w:p>
@@ -363,7 +363,7 @@
         </w:numPr>
       </w:pPr>
       <w:r>
-        <w:t xml:space="preserve">Aragon (2017)</w:t>
+        <w:t xml:space="preserve">Aragon [10]</w:t>
       </w:r>
       <w:r>
         <w:t xml:space="preserve"> </w:t>
@@ -375,7 +375,7 @@
         <w:t xml:space="preserve"> </w:t>
       </w:r>
       <w:r>
-        <w:t xml:space="preserve">Aragon (2013)</w:t>
+        <w:t xml:space="preserve">Aragon [11]</w:t>
       </w:r>
       <w:r>
         <w:t xml:space="preserve">): Author is State Public Health Officer and Director, California Department of Public Health,</w:t>
@@ -417,7 +417,7 @@
         <w:t xml:space="preserve">(</w:t>
       </w:r>
       <w:r>
-        <w:t xml:space="preserve">Kleinman and Horton (2009)</w:t>
+        <w:t xml:space="preserve">Kleinman and Horton [12]</w:t>
       </w:r>
       <w:r>
         <w:t xml:space="preserve">)</w:t>
@@ -581,7 +581,7 @@
         <w:t xml:space="preserve">(</w:t>
       </w:r>
       <w:r>
-        <w:t xml:space="preserve">Muenchen (2011)</w:t>
+        <w:t xml:space="preserve">Muenchen [13]</w:t>
       </w:r>
       <w:r>
         <w:t xml:space="preserve">)</w:t>
@@ -609,7 +609,7 @@
         <w:t xml:space="preserve">(</w:t>
       </w:r>
       <w:r>
-        <w:t xml:space="preserve">Rodrigues (2023)</w:t>
+        <w:t xml:space="preserve">Rodrigues [14]</w:t>
       </w:r>
       <w:r>
         <w:t xml:space="preserve">)</w:t>
@@ -1580,7 +1580,7 @@
         </w:numPr>
       </w:pPr>
       <w:r>
-        <w:t xml:space="preserve">Wickham et al. (2019)</w:t>
+        <w:t xml:space="preserve">Wickham et al. [15]</w:t>
       </w:r>
     </w:p>
     <w:p>
@@ -1592,7 +1592,7 @@
         </w:numPr>
       </w:pPr>
       <w:r>
-        <w:t xml:space="preserve">Wickham et al. (2023)</w:t>
+        <w:t xml:space="preserve">Wickham et al. [4]</w:t>
       </w:r>
     </w:p>
     <w:p>
@@ -1604,7 +1604,7 @@
         </w:numPr>
       </w:pPr>
       <w:r>
-        <w:t xml:space="preserve">Kuhn and Silge (2022)</w:t>
+        <w:t xml:space="preserve">Kuhn and Silge [16]</w:t>
       </w:r>
     </w:p>
     <w:bookmarkEnd w:id="55"/>
@@ -1632,7 +1632,7 @@
           <w:rPr>
             <w:rStyle w:val="Hyperlink"/>
           </w:rPr>
-          <w:t xml:space="preserve">Wickham et al. (2023)</w:t>
+          <w:t xml:space="preserve">Wickham et al. [4]</w:t>
         </w:r>
       </w:hyperlink>
       <w:r>
@@ -1705,7 +1705,7 @@
         <w:t xml:space="preserve">package (</w:t>
       </w:r>
       <w:r>
-        <w:t xml:space="preserve">Bache and Wickham (2022)</w:t>
+        <w:t xml:space="preserve">Bache and Wickham [17]</w:t>
       </w:r>
       <w:r>
         <w:t xml:space="preserve">;</w:t>
@@ -1824,7 +1824,7 @@
         <w:pStyle w:val="FirstParagraph"/>
       </w:pPr>
       <w:r>
-        <w:t xml:space="preserve">Wickham et al. (2023)</w:t>
+        <w:t xml:space="preserve">Wickham et al. [4]</w:t>
       </w:r>
       <w:r>
         <w:t xml:space="preserve"> </w:t>
@@ -2597,7 +2597,7 @@
         <w:t xml:space="preserve"> </w:t>
       </w:r>
       <w:r>
-        <w:t xml:space="preserve">Knuth (1984)</w:t>
+        <w:t xml:space="preserve">Knuth [18]</w:t>
       </w:r>
       <w:r>
         <w:t xml:space="preserve"> </w:t>
@@ -2725,7 +2725,7 @@
         <w:t xml:space="preserve"> </w:t>
       </w:r>
       <w:r>
-        <w:t xml:space="preserve">Wickham and Bryan (2023)</w:t>
+        <w:t xml:space="preserve">Wickham and Bryan [7]</w:t>
       </w:r>
       <w:r>
         <w:t xml:space="preserve"> </w:t>
@@ -2957,7 +2957,7 @@
         </w:numPr>
       </w:pPr>
       <w:r>
-        <w:t xml:space="preserve">Pebesma and Bivand (2023)</w:t>
+        <w:t xml:space="preserve">Pebesma and Bivand [19]</w:t>
       </w:r>
     </w:p>
     <w:bookmarkEnd w:id="93"/>
@@ -2985,7 +2985,7 @@
         <w:t xml:space="preserve"> </w:t>
       </w:r>
       <w:r>
-        <w:t xml:space="preserve">Wickham (2021)</w:t>
+        <w:t xml:space="preserve">Wickham [20]</w:t>
       </w:r>
       <w:r>
         <w:t xml:space="preserve"> </w:t>
@@ -3009,7 +3009,7 @@
         <w:t xml:space="preserve"> </w:t>
       </w:r>
       <w:r>
-        <w:t xml:space="preserve">Fay et al. (2021)</w:t>
+        <w:t xml:space="preserve">Fay et al. [21]</w:t>
       </w:r>
       <w:r>
         <w:t xml:space="preserve"> </w:t>
@@ -3147,23 +3147,75 @@
       </w:r>
     </w:p>
     <w:bookmarkStart w:id="140" w:name="refs"/>
-    <w:bookmarkStart w:id="99" w:name="ref-appliedepiusingR"/>
+    <w:bookmarkStart w:id="99" w:name="ref-r4epi"/>
     <w:p>
       <w:pPr>
         <w:pStyle w:val="Bibliography"/>
       </w:pPr>
       <w:r>
-        <w:t xml:space="preserve">Aragon, Tomas J. 2013.</w:t>
-      </w:r>
-      <w:r>
-        <w:t xml:space="preserve"> </w:t>
-      </w:r>
-      <w:r>
-        <w:rPr>
-          <w:i/>
-          <w:iCs/>
-        </w:rPr>
-        <w:t xml:space="preserve">Applied Epidemiology Using</w:t>
+        <w:t xml:space="preserve">[1]</w:t>
+      </w:r>
+      <w:r>
+        <w:t xml:space="preserve"> </w:t>
+      </w:r>
+      <w:r>
+        <w:t xml:space="preserve">	</w:t>
+      </w:r>
+      <w:r>
+        <w:t xml:space="preserve">B. Cannell and M. Livingston,</w:t>
+      </w:r>
+      <w:r>
+        <w:t xml:space="preserve"> </w:t>
+      </w:r>
+      <w:r>
+        <w:rPr>
+          <w:i/>
+          <w:iCs/>
+        </w:rPr>
+        <w:t xml:space="preserve">R for epidemiology</w:t>
+      </w:r>
+      <w:r>
+        <w:t xml:space="preserve">. Online, 2024. Available:</w:t>
+      </w:r>
+      <w:r>
+        <w:t xml:space="preserve"> </w:t>
+      </w:r>
+      <w:hyperlink r:id="rId98">
+        <w:r>
+          <w:rPr>
+            <w:rStyle w:val="Hyperlink"/>
+          </w:rPr>
+          <w:t xml:space="preserve">https://www.r4epi.com/</w:t>
+        </w:r>
+      </w:hyperlink>
+    </w:p>
+    <w:bookmarkEnd w:id="99"/>
+    <w:bookmarkStart w:id="101" w:name="ref-epirhb"/>
+    <w:p>
+      <w:pPr>
+        <w:pStyle w:val="Bibliography"/>
+      </w:pPr>
+      <w:r>
+        <w:t xml:space="preserve">[2]</w:t>
+      </w:r>
+      <w:r>
+        <w:t xml:space="preserve"> </w:t>
+      </w:r>
+      <w:r>
+        <w:t xml:space="preserve">	</w:t>
+      </w:r>
+      <w:r>
+        <w:t xml:space="preserve">N. Batra, Ed.,</w:t>
+      </w:r>
+      <w:r>
+        <w:t xml:space="preserve"> </w:t>
+      </w:r>
+      <w:r>
+        <w:rPr>
+          <w:i/>
+          <w:iCs/>
+        </w:rPr>
+        <w:t xml:space="preserve">The epidemiologist</w:t>
       </w:r>
       <w:r>
         <w:rPr>
@@ -3180,41 +3232,61 @@
         <w:t xml:space="preserve">R</w:t>
       </w:r>
       <w:r>
-        <w:t xml:space="preserve">. Online.</w:t>
-      </w:r>
-      <w:r>
-        <w:t xml:space="preserve"> </w:t>
-      </w:r>
-      <w:hyperlink r:id="rId98">
-        <w:r>
-          <w:rPr>
-            <w:rStyle w:val="Hyperlink"/>
-          </w:rPr>
-          <w:t xml:space="preserve">https://tbrieder.org/epidata/course_reading/e_aragon.pdf</w:t>
-        </w:r>
-      </w:hyperlink>
-      <w:r>
-        <w:t xml:space="preserve">.</w:t>
-      </w:r>
-    </w:p>
-    <w:bookmarkEnd w:id="99"/>
-    <w:bookmarkStart w:id="101" w:name="ref-phdswR"/>
+        <w:rPr>
+          <w:i/>
+          <w:iCs/>
+        </w:rPr>
+        <w:t xml:space="preserve"> </w:t>
+      </w:r>
+      <w:r>
+        <w:rPr>
+          <w:i/>
+          <w:iCs/>
+        </w:rPr>
+        <w:t xml:space="preserve">handbook</w:t>
+      </w:r>
+      <w:r>
+        <w:t xml:space="preserve">. Online, 2024. Available:</w:t>
+      </w:r>
+      <w:r>
+        <w:t xml:space="preserve"> </w:t>
+      </w:r>
+      <w:hyperlink r:id="rId100">
+        <w:r>
+          <w:rPr>
+            <w:rStyle w:val="Hyperlink"/>
+          </w:rPr>
+          <w:t xml:space="preserve">https://www.epirhandbook.com/</w:t>
+        </w:r>
+      </w:hyperlink>
+    </w:p>
+    <w:bookmarkEnd w:id="101"/>
+    <w:bookmarkStart w:id="103" w:name="ref-practicalr4epi"/>
     <w:p>
       <w:pPr>
         <w:pStyle w:val="Bibliography"/>
       </w:pPr>
       <w:r>
-        <w:t xml:space="preserve">Aragon, Tomas J. 2017.</w:t>
-      </w:r>
-      <w:r>
-        <w:t xml:space="preserve"> </w:t>
-      </w:r>
-      <w:r>
-        <w:rPr>
-          <w:i/>
-          <w:iCs/>
-        </w:rPr>
-        <w:t xml:space="preserve">Population Health Data Science with</w:t>
+        <w:t xml:space="preserve">[3]</w:t>
+      </w:r>
+      <w:r>
+        <w:t xml:space="preserve"> </w:t>
+      </w:r>
+      <w:r>
+        <w:t xml:space="preserve">	</w:t>
+      </w:r>
+      <w:r>
+        <w:t xml:space="preserve">M. Myatt,</w:t>
+      </w:r>
+      <w:r>
+        <w:t xml:space="preserve"> </w:t>
+      </w:r>
+      <w:r>
+        <w:rPr>
+          <w:i/>
+          <w:iCs/>
+        </w:rPr>
+        <w:t xml:space="preserve">Practical</w:t>
       </w:r>
       <w:r>
         <w:rPr>
@@ -3235,149 +3307,103 @@
           <w:i/>
           <w:iCs/>
         </w:rPr>
-        <w:t xml:space="preserve">: Transforming Data into Actionable Knowledge</w:t>
-      </w:r>
-      <w:r>
-        <w:t xml:space="preserve">. Online.</w:t>
-      </w:r>
-      <w:r>
-        <w:t xml:space="preserve"> </w:t>
-      </w:r>
-      <w:hyperlink r:id="rId100">
-        <w:r>
-          <w:rPr>
-            <w:rStyle w:val="Hyperlink"/>
-          </w:rPr>
-          <w:t xml:space="preserve">https://bookdown.org/medepi/phds/</w:t>
-        </w:r>
-      </w:hyperlink>
-      <w:r>
-        <w:t xml:space="preserve">.</w:t>
-      </w:r>
-    </w:p>
-    <w:bookmarkEnd w:id="101"/>
-    <w:bookmarkStart w:id="103" w:name="ref-magrittr"/>
+        <w:t xml:space="preserve"> </w:t>
+      </w:r>
+      <w:r>
+        <w:rPr>
+          <w:i/>
+          <w:iCs/>
+        </w:rPr>
+        <w:t xml:space="preserve">for epidemiologists</w:t>
+      </w:r>
+      <w:r>
+        <w:t xml:space="preserve">. Online, 2022. Available:</w:t>
+      </w:r>
+      <w:r>
+        <w:t xml:space="preserve"> </w:t>
+      </w:r>
+      <w:hyperlink r:id="rId102">
+        <w:r>
+          <w:rPr>
+            <w:rStyle w:val="Hyperlink"/>
+          </w:rPr>
+          <w:t xml:space="preserve">https://practical-r.org/index.html</w:t>
+        </w:r>
+      </w:hyperlink>
+    </w:p>
+    <w:bookmarkEnd w:id="103"/>
+    <w:bookmarkStart w:id="105" w:name="ref-r4ds"/>
     <w:p>
       <w:pPr>
         <w:pStyle w:val="Bibliography"/>
       </w:pPr>
       <w:r>
-        <w:t xml:space="preserve">Bache, Stefan Milton, and Hadley Wickham. 2022.</w:t>
-      </w:r>
-      <w:r>
-        <w:t xml:space="preserve"> </w:t>
-      </w:r>
-      <w:r>
-        <w:rPr>
-          <w:i/>
-          <w:iCs/>
-        </w:rPr>
-        <w:t xml:space="preserve">Magrittr: A Forward-Pipe Operator for r</w:t>
-      </w:r>
-      <w:r>
-        <w:t xml:space="preserve">.</w:t>
-      </w:r>
-      <w:r>
-        <w:t xml:space="preserve"> </w:t>
-      </w:r>
-      <w:hyperlink r:id="rId102">
-        <w:r>
-          <w:rPr>
-            <w:rStyle w:val="Hyperlink"/>
-          </w:rPr>
-          <w:t xml:space="preserve">https://CRAN.R-project.org/package=magrittr</w:t>
-        </w:r>
-      </w:hyperlink>
-      <w:r>
-        <w:t xml:space="preserve">.</w:t>
-      </w:r>
-    </w:p>
-    <w:bookmarkEnd w:id="103"/>
-    <w:bookmarkStart w:id="105" w:name="ref-epirhb"/>
+        <w:t xml:space="preserve">[4]</w:t>
+      </w:r>
+      <w:r>
+        <w:t xml:space="preserve"> </w:t>
+      </w:r>
+      <w:r>
+        <w:t xml:space="preserve">	</w:t>
+      </w:r>
+      <w:r>
+        <w:t xml:space="preserve">H. Wickham, M. Çetinkaya-Rundel, and G. Grolemund,</w:t>
+      </w:r>
+      <w:r>
+        <w:t xml:space="preserve"> </w:t>
+      </w:r>
+      <w:r>
+        <w:rPr>
+          <w:i/>
+          <w:iCs/>
+        </w:rPr>
+        <w:t xml:space="preserve">R for data science</w:t>
+      </w:r>
+      <w:r>
+        <w:t xml:space="preserve">. " O’Reilly Media, Inc.", 2023. Available:</w:t>
+      </w:r>
+      <w:r>
+        <w:t xml:space="preserve"> </w:t>
+      </w:r>
+      <w:hyperlink r:id="rId104">
+        <w:r>
+          <w:rPr>
+            <w:rStyle w:val="Hyperlink"/>
+          </w:rPr>
+          <w:t xml:space="preserve">https://r4ds.hadley.nz/</w:t>
+        </w:r>
+      </w:hyperlink>
+    </w:p>
+    <w:bookmarkEnd w:id="105"/>
+    <w:bookmarkStart w:id="107" w:name="ref-wickham2019advanced"/>
     <w:p>
       <w:pPr>
         <w:pStyle w:val="Bibliography"/>
       </w:pPr>
       <w:r>
-        <w:t xml:space="preserve">Batra, Neale, ed. 2024.</w:t>
-      </w:r>
-      <w:r>
-        <w:t xml:space="preserve"> </w:t>
-      </w:r>
-      <w:r>
-        <w:rPr>
-          <w:i/>
-          <w:iCs/>
-        </w:rPr>
-        <w:t xml:space="preserve">The Epidemiologist</w:t>
-      </w:r>
-      <w:r>
-        <w:rPr>
-          <w:i/>
-          <w:iCs/>
-        </w:rPr>
-        <w:t xml:space="preserve"> </w:t>
-      </w:r>
-      <w:r>
-        <w:rPr>
-          <w:i/>
-          <w:iCs/>
-        </w:rPr>
-        <w:t xml:space="preserve">R</w:t>
-      </w:r>
-      <w:r>
-        <w:rPr>
-          <w:i/>
-          <w:iCs/>
-        </w:rPr>
-        <w:t xml:space="preserve"> </w:t>
-      </w:r>
-      <w:r>
-        <w:rPr>
-          <w:i/>
-          <w:iCs/>
-        </w:rPr>
-        <w:t xml:space="preserve">Handbook</w:t>
-      </w:r>
-      <w:r>
-        <w:t xml:space="preserve">. Online.</w:t>
-      </w:r>
-      <w:r>
-        <w:t xml:space="preserve"> </w:t>
-      </w:r>
-      <w:hyperlink r:id="rId104">
-        <w:r>
-          <w:rPr>
-            <w:rStyle w:val="Hyperlink"/>
-          </w:rPr>
-          <w:t xml:space="preserve">https://www.epirhandbook.com/</w:t>
-        </w:r>
-      </w:hyperlink>
-      <w:r>
-        <w:t xml:space="preserve">.</w:t>
-      </w:r>
-    </w:p>
-    <w:bookmarkEnd w:id="105"/>
-    <w:bookmarkStart w:id="107" w:name="ref-r4epi"/>
-    <w:p>
-      <w:pPr>
-        <w:pStyle w:val="Bibliography"/>
-      </w:pPr>
-      <w:r>
-        <w:t xml:space="preserve">Cannell, Brad, and Melvin Livingston. 2024.</w:t>
-      </w:r>
-      <w:r>
-        <w:t xml:space="preserve"> </w:t>
-      </w:r>
-      <w:r>
-        <w:rPr>
-          <w:i/>
-          <w:iCs/>
-        </w:rPr>
-        <w:t xml:space="preserve">R for Epidemiology</w:t>
-      </w:r>
-      <w:r>
-        <w:t xml:space="preserve">. Online.</w:t>
+        <w:t xml:space="preserve">[5]</w:t>
+      </w:r>
+      <w:r>
+        <w:t xml:space="preserve"> </w:t>
+      </w:r>
+      <w:r>
+        <w:t xml:space="preserve">	</w:t>
+      </w:r>
+      <w:r>
+        <w:t xml:space="preserve">H. Wickham,</w:t>
+      </w:r>
+      <w:r>
+        <w:t xml:space="preserve"> </w:t>
+      </w:r>
+      <w:r>
+        <w:rPr>
+          <w:i/>
+          <w:iCs/>
+        </w:rPr>
+        <w:t xml:space="preserve">Advanced r</w:t>
+      </w:r>
+      <w:r>
+        <w:t xml:space="preserve">. Chapman; Hall/CRC, 2019. Available:</w:t>
       </w:r>
       <w:r>
         <w:t xml:space="preserve"> </w:t>
@@ -3387,12 +3413,9 @@
           <w:rPr>
             <w:rStyle w:val="Hyperlink"/>
           </w:rPr>
-          <w:t xml:space="preserve">https://www.r4epi.com/</w:t>
-        </w:r>
-      </w:hyperlink>
-      <w:r>
-        <w:t xml:space="preserve">.</w:t>
-      </w:r>
+          <w:t xml:space="preserve">https://adv-r.hadley.nz/index.html</w:t>
+        </w:r>
+      </w:hyperlink>
     </w:p>
     <w:bookmarkEnd w:id="107"/>
     <w:bookmarkStart w:id="109" w:name="ref-changRgraphicscookbook"/>
@@ -3401,20 +3424,29 @@
         <w:pStyle w:val="Bibliography"/>
       </w:pPr>
       <w:r>
-        <w:t xml:space="preserve">Chang, Winston. 2024.</w:t>
-      </w:r>
-      <w:r>
-        <w:t xml:space="preserve"> </w:t>
-      </w:r>
-      <w:r>
-        <w:rPr>
-          <w:i/>
-          <w:iCs/>
-        </w:rPr>
-        <w:t xml:space="preserve">R Graphics Cookbook: Practical Recipes for Visualizing Data</w:t>
-      </w:r>
-      <w:r>
-        <w:t xml:space="preserve">. O’Reilly Media.</w:t>
+        <w:t xml:space="preserve">[6]</w:t>
+      </w:r>
+      <w:r>
+        <w:t xml:space="preserve"> </w:t>
+      </w:r>
+      <w:r>
+        <w:t xml:space="preserve">	</w:t>
+      </w:r>
+      <w:r>
+        <w:t xml:space="preserve">W. Chang,</w:t>
+      </w:r>
+      <w:r>
+        <w:t xml:space="preserve"> </w:t>
+      </w:r>
+      <w:r>
+        <w:rPr>
+          <w:i/>
+          <w:iCs/>
+        </w:rPr>
+        <w:t xml:space="preserve">R graphics cookbook: Practical recipes for visualizing data</w:t>
+      </w:r>
+      <w:r>
+        <w:t xml:space="preserve">. O’Reilly Media, 2024. Available:</w:t>
       </w:r>
       <w:r>
         <w:t xml:space="preserve"> </w:t>
@@ -3427,36 +3459,855 @@
           <w:t xml:space="preserve">https://r-graphics.org/</w:t>
         </w:r>
       </w:hyperlink>
+    </w:p>
+    <w:bookmarkEnd w:id="109"/>
+    <w:bookmarkStart w:id="111" w:name="ref-rpkgs"/>
+    <w:p>
+      <w:pPr>
+        <w:pStyle w:val="Bibliography"/>
+      </w:pPr>
+      <w:r>
+        <w:t xml:space="preserve">[7]</w:t>
+      </w:r>
+      <w:r>
+        <w:t xml:space="preserve"> </w:t>
+      </w:r>
+      <w:r>
+        <w:t xml:space="preserve">	</w:t>
+      </w:r>
+      <w:r>
+        <w:t xml:space="preserve">H. Wickham and J. Bryan,</w:t>
+      </w:r>
+      <w:r>
+        <w:t xml:space="preserve"> </w:t>
+      </w:r>
+      <w:r>
+        <w:rPr>
+          <w:i/>
+          <w:iCs/>
+        </w:rPr>
+        <w:t xml:space="preserve">R</w:t>
+      </w:r>
+      <w:r>
+        <w:rPr>
+          <w:i/>
+          <w:iCs/>
+        </w:rPr>
+        <w:t xml:space="preserve"> </w:t>
+      </w:r>
+      <w:r>
+        <w:rPr>
+          <w:i/>
+          <w:iCs/>
+        </w:rPr>
+        <w:t xml:space="preserve">packages</w:t>
+      </w:r>
+      <w:r>
+        <w:t xml:space="preserve">. O’Reilly Media, Inc., 2023. Available:</w:t>
+      </w:r>
+      <w:r>
+        <w:t xml:space="preserve"> </w:t>
+      </w:r>
+      <w:hyperlink r:id="rId110">
+        <w:r>
+          <w:rPr>
+            <w:rStyle w:val="Hyperlink"/>
+          </w:rPr>
+          <w:t xml:space="preserve">https://r-pkgs.org/</w:t>
+        </w:r>
+      </w:hyperlink>
+    </w:p>
+    <w:bookmarkEnd w:id="111"/>
+    <w:bookmarkStart w:id="113" w:name="ref-NahhasIntroR"/>
+    <w:p>
+      <w:pPr>
+        <w:pStyle w:val="Bibliography"/>
+      </w:pPr>
+      <w:r>
+        <w:t xml:space="preserve">[8]</w:t>
+      </w:r>
+      <w:r>
+        <w:t xml:space="preserve"> </w:t>
+      </w:r>
+      <w:r>
+        <w:t xml:space="preserve">	</w:t>
+      </w:r>
+      <w:r>
+        <w:t xml:space="preserve">R. W. Nahhas,</w:t>
+      </w:r>
+      <w:r>
+        <w:t xml:space="preserve"> </w:t>
+      </w:r>
+      <w:r>
+        <w:rPr>
+          <w:i/>
+          <w:iCs/>
+        </w:rPr>
+        <w:t xml:space="preserve">An introduction to r for research</w:t>
+      </w:r>
+      <w:r>
+        <w:t xml:space="preserve">. 2023. Available:</w:t>
+      </w:r>
+      <w:r>
+        <w:t xml:space="preserve"> </w:t>
+      </w:r>
+      <w:hyperlink r:id="rId112">
+        <w:r>
+          <w:rPr>
+            <w:rStyle w:val="Hyperlink"/>
+          </w:rPr>
+          <w:t xml:space="preserve">https://bookdown.org/rwnahhas/IntroToR/</w:t>
+        </w:r>
+      </w:hyperlink>
+    </w:p>
+    <w:bookmarkEnd w:id="113"/>
+    <w:bookmarkStart w:id="115" w:name="ref-NahhasIRMPHR"/>
+    <w:p>
+      <w:pPr>
+        <w:pStyle w:val="Bibliography"/>
+      </w:pPr>
+      <w:r>
+        <w:t xml:space="preserve">[9]</w:t>
+      </w:r>
+      <w:r>
+        <w:t xml:space="preserve"> </w:t>
+      </w:r>
+      <w:r>
+        <w:t xml:space="preserve">	</w:t>
+      </w:r>
+      <w:r>
+        <w:t xml:space="preserve">R. W. Nahhas,</w:t>
+      </w:r>
+      <w:r>
+        <w:t xml:space="preserve"> </w:t>
+      </w:r>
+      <w:r>
+        <w:rPr>
+          <w:i/>
+          <w:iCs/>
+        </w:rPr>
+        <w:t xml:space="preserve">Introduction to regression methods for public health using</w:t>
+      </w:r>
+      <w:r>
+        <w:rPr>
+          <w:i/>
+          <w:iCs/>
+        </w:rPr>
+        <w:t xml:space="preserve"> </w:t>
+      </w:r>
+      <w:r>
+        <w:rPr>
+          <w:i/>
+          <w:iCs/>
+        </w:rPr>
+        <w:t xml:space="preserve">R</w:t>
+      </w:r>
+      <w:r>
+        <w:t xml:space="preserve">. CRC Press, 2024. Available:</w:t>
+      </w:r>
+      <w:r>
+        <w:t xml:space="preserve"> </w:t>
+      </w:r>
+      <w:hyperlink r:id="rId114">
+        <w:r>
+          <w:rPr>
+            <w:rStyle w:val="Hyperlink"/>
+          </w:rPr>
+          <w:t xml:space="preserve">https://www.bookdown.org/rwnahhas/RMPH/</w:t>
+        </w:r>
+      </w:hyperlink>
+    </w:p>
+    <w:bookmarkEnd w:id="115"/>
+    <w:bookmarkStart w:id="117" w:name="ref-phdswR"/>
+    <w:p>
+      <w:pPr>
+        <w:pStyle w:val="Bibliography"/>
+      </w:pPr>
+      <w:r>
+        <w:t xml:space="preserve">[10]</w:t>
+      </w:r>
+      <w:r>
+        <w:t xml:space="preserve"> </w:t>
+      </w:r>
+      <w:r>
+        <w:t xml:space="preserve">	</w:t>
+      </w:r>
+      <w:r>
+        <w:t xml:space="preserve">T. J. Aragon,</w:t>
+      </w:r>
+      <w:r>
+        <w:t xml:space="preserve"> </w:t>
+      </w:r>
+      <w:r>
+        <w:rPr>
+          <w:i/>
+          <w:iCs/>
+        </w:rPr>
+        <w:t xml:space="preserve">Population health data science with</w:t>
+      </w:r>
+      <w:r>
+        <w:rPr>
+          <w:i/>
+          <w:iCs/>
+        </w:rPr>
+        <w:t xml:space="preserve"> </w:t>
+      </w:r>
+      <w:r>
+        <w:rPr>
+          <w:i/>
+          <w:iCs/>
+        </w:rPr>
+        <w:t xml:space="preserve">R</w:t>
+      </w:r>
+      <w:r>
+        <w:rPr>
+          <w:i/>
+          <w:iCs/>
+        </w:rPr>
+        <w:t xml:space="preserve">: Transforming data into actionable knowledge</w:t>
+      </w:r>
+      <w:r>
+        <w:t xml:space="preserve">. Online, 2017. Available:</w:t>
+      </w:r>
+      <w:r>
+        <w:t xml:space="preserve"> </w:t>
+      </w:r>
+      <w:hyperlink r:id="rId116">
+        <w:r>
+          <w:rPr>
+            <w:rStyle w:val="Hyperlink"/>
+          </w:rPr>
+          <w:t xml:space="preserve">https://bookdown.org/medepi/phds/</w:t>
+        </w:r>
+      </w:hyperlink>
+    </w:p>
+    <w:bookmarkEnd w:id="117"/>
+    <w:bookmarkStart w:id="119" w:name="ref-appliedepiusingR"/>
+    <w:p>
+      <w:pPr>
+        <w:pStyle w:val="Bibliography"/>
+      </w:pPr>
+      <w:r>
+        <w:t xml:space="preserve">[11]</w:t>
+      </w:r>
+      <w:r>
+        <w:t xml:space="preserve"> </w:t>
+      </w:r>
+      <w:r>
+        <w:t xml:space="preserve">	</w:t>
+      </w:r>
+      <w:r>
+        <w:t xml:space="preserve">T. J. Aragon,</w:t>
+      </w:r>
+      <w:r>
+        <w:t xml:space="preserve"> </w:t>
+      </w:r>
+      <w:r>
+        <w:rPr>
+          <w:i/>
+          <w:iCs/>
+        </w:rPr>
+        <w:t xml:space="preserve">Applied epidemiology using</w:t>
+      </w:r>
+      <w:r>
+        <w:rPr>
+          <w:i/>
+          <w:iCs/>
+        </w:rPr>
+        <w:t xml:space="preserve"> </w:t>
+      </w:r>
+      <w:r>
+        <w:rPr>
+          <w:i/>
+          <w:iCs/>
+        </w:rPr>
+        <w:t xml:space="preserve">R</w:t>
+      </w:r>
+      <w:r>
+        <w:t xml:space="preserve">. Online, 2013. Available:</w:t>
+      </w:r>
+      <w:r>
+        <w:t xml:space="preserve"> </w:t>
+      </w:r>
+      <w:hyperlink r:id="rId118">
+        <w:r>
+          <w:rPr>
+            <w:rStyle w:val="Hyperlink"/>
+          </w:rPr>
+          <w:t xml:space="preserve">https://tbrieder.org/epidata/course_reading/e_aragon.pdf</w:t>
+        </w:r>
+      </w:hyperlink>
+    </w:p>
+    <w:bookmarkEnd w:id="119"/>
+    <w:bookmarkStart w:id="121" w:name="ref-kleinman2009sas"/>
+    <w:p>
+      <w:pPr>
+        <w:pStyle w:val="Bibliography"/>
+      </w:pPr>
+      <w:r>
+        <w:t xml:space="preserve">[12]</w:t>
+      </w:r>
+      <w:r>
+        <w:t xml:space="preserve"> </w:t>
+      </w:r>
+      <w:r>
+        <w:t xml:space="preserve">	</w:t>
+      </w:r>
+      <w:r>
+        <w:t xml:space="preserve">K. Kleinman and N. J. Horton,</w:t>
+      </w:r>
+      <w:r>
+        <w:t xml:space="preserve"> </w:t>
+      </w:r>
+      <w:r>
+        <w:rPr>
+          <w:i/>
+          <w:iCs/>
+        </w:rPr>
+        <w:t xml:space="preserve">SAS</w:t>
+      </w:r>
+      <w:r>
+        <w:rPr>
+          <w:i/>
+          <w:iCs/>
+        </w:rPr>
+        <w:t xml:space="preserve"> </w:t>
+      </w:r>
+      <w:r>
+        <w:rPr>
+          <w:i/>
+          <w:iCs/>
+        </w:rPr>
+        <w:t xml:space="preserve">and</w:t>
+      </w:r>
+      <w:r>
+        <w:rPr>
+          <w:i/>
+          <w:iCs/>
+        </w:rPr>
+        <w:t xml:space="preserve"> </w:t>
+      </w:r>
+      <w:r>
+        <w:rPr>
+          <w:i/>
+          <w:iCs/>
+        </w:rPr>
+        <w:t xml:space="preserve">R</w:t>
+      </w:r>
+      <w:r>
+        <w:rPr>
+          <w:i/>
+          <w:iCs/>
+        </w:rPr>
+        <w:t xml:space="preserve">: Data management, statistical analysis, and graphics</w:t>
+      </w:r>
+      <w:r>
+        <w:t xml:space="preserve">. Chapman; Hall/CRC, 2009. Available:</w:t>
+      </w:r>
+      <w:r>
+        <w:t xml:space="preserve"> </w:t>
+      </w:r>
+      <w:hyperlink r:id="rId120">
+        <w:r>
+          <w:rPr>
+            <w:rStyle w:val="Hyperlink"/>
+          </w:rPr>
+          <w:t xml:space="preserve">https://www.routledge.com/SAS-and-R-Data-Management-Statistical-Analysis-and-Graphics-Second-Edition/Kleinman-Horton/p/book/9781466584495</w:t>
+        </w:r>
+      </w:hyperlink>
+    </w:p>
+    <w:bookmarkEnd w:id="121"/>
+    <w:bookmarkStart w:id="123" w:name="ref-muenchen2011r"/>
+    <w:p>
+      <w:pPr>
+        <w:pStyle w:val="Bibliography"/>
+      </w:pPr>
+      <w:r>
+        <w:t xml:space="preserve">[13]</w:t>
+      </w:r>
+      <w:r>
+        <w:t xml:space="preserve"> </w:t>
+      </w:r>
+      <w:r>
+        <w:t xml:space="preserve">	</w:t>
+      </w:r>
+      <w:r>
+        <w:t xml:space="preserve">R. A. Muenchen,</w:t>
+      </w:r>
+      <w:r>
+        <w:t xml:space="preserve"> </w:t>
+      </w:r>
+      <w:r>
+        <w:rPr>
+          <w:i/>
+          <w:iCs/>
+        </w:rPr>
+        <w:t xml:space="preserve">R for</w:t>
+      </w:r>
+      <w:r>
+        <w:rPr>
+          <w:i/>
+          <w:iCs/>
+        </w:rPr>
+        <w:t xml:space="preserve"> </w:t>
+      </w:r>
+      <w:r>
+        <w:rPr>
+          <w:i/>
+          <w:iCs/>
+        </w:rPr>
+        <w:t xml:space="preserve">SAS</w:t>
+      </w:r>
+      <w:r>
+        <w:rPr>
+          <w:i/>
+          <w:iCs/>
+        </w:rPr>
+        <w:t xml:space="preserve"> </w:t>
+      </w:r>
+      <w:r>
+        <w:rPr>
+          <w:i/>
+          <w:iCs/>
+        </w:rPr>
+        <w:t xml:space="preserve">and</w:t>
+      </w:r>
+      <w:r>
+        <w:rPr>
+          <w:i/>
+          <w:iCs/>
+        </w:rPr>
+        <w:t xml:space="preserve"> </w:t>
+      </w:r>
+      <w:r>
+        <w:rPr>
+          <w:i/>
+          <w:iCs/>
+        </w:rPr>
+        <w:t xml:space="preserve">SPSS</w:t>
+      </w:r>
+      <w:r>
+        <w:rPr>
+          <w:i/>
+          <w:iCs/>
+        </w:rPr>
+        <w:t xml:space="preserve"> </w:t>
+      </w:r>
+      <w:r>
+        <w:rPr>
+          <w:i/>
+          <w:iCs/>
+        </w:rPr>
+        <w:t xml:space="preserve">users</w:t>
+      </w:r>
+      <w:r>
+        <w:t xml:space="preserve">. Springer Science &amp; Business Media, 2011. Available:</w:t>
+      </w:r>
+      <w:r>
+        <w:t xml:space="preserve"> </w:t>
+      </w:r>
+      <w:hyperlink r:id="rId122">
+        <w:r>
+          <w:rPr>
+            <w:rStyle w:val="Hyperlink"/>
+          </w:rPr>
+          <w:t xml:space="preserve">https://link.springer.com/book/10.1007/978-1-4614-0685-3</w:t>
+        </w:r>
+      </w:hyperlink>
+    </w:p>
+    <w:bookmarkEnd w:id="123"/>
+    <w:bookmarkStart w:id="125" w:name="ref-rapR"/>
+    <w:p>
+      <w:pPr>
+        <w:pStyle w:val="Bibliography"/>
+      </w:pPr>
+      <w:r>
+        <w:t xml:space="preserve">[14]</w:t>
+      </w:r>
+      <w:r>
+        <w:t xml:space="preserve"> </w:t>
+      </w:r>
+      <w:r>
+        <w:t xml:space="preserve">	</w:t>
+      </w:r>
+      <w:r>
+        <w:t xml:space="preserve">B. Rodrigues,</w:t>
+      </w:r>
+      <w:r>
+        <w:t xml:space="preserve"> </w:t>
+      </w:r>
+      <w:r>
+        <w:rPr>
+          <w:i/>
+          <w:iCs/>
+        </w:rPr>
+        <w:t xml:space="preserve">Building reproducible analytical pipelines with r</w:t>
+      </w:r>
+      <w:r>
+        <w:t xml:space="preserve">. Online, 2023. Available:</w:t>
+      </w:r>
+      <w:r>
+        <w:t xml:space="preserve"> </w:t>
+      </w:r>
+      <w:hyperlink r:id="rId124">
+        <w:r>
+          <w:rPr>
+            <w:rStyle w:val="Hyperlink"/>
+          </w:rPr>
+          <w:t xml:space="preserve">https://raps-with-r.dev/</w:t>
+        </w:r>
+      </w:hyperlink>
+    </w:p>
+    <w:bookmarkEnd w:id="125"/>
+    <w:bookmarkStart w:id="127" w:name="ref-welcometidyverse"/>
+    <w:p>
+      <w:pPr>
+        <w:pStyle w:val="Bibliography"/>
+      </w:pPr>
+      <w:r>
+        <w:t xml:space="preserve">[15]</w:t>
+      </w:r>
+      <w:r>
+        <w:t xml:space="preserve"> </w:t>
+      </w:r>
+      <w:r>
+        <w:t xml:space="preserve">	</w:t>
+      </w:r>
+      <w:r>
+        <w:t xml:space="preserve">H. Wickham</w:t>
+      </w:r>
+      <w:r>
+        <w:t xml:space="preserve"> </w:t>
+      </w:r>
+      <w:r>
+        <w:rPr>
+          <w:i/>
+          <w:iCs/>
+        </w:rPr>
+        <w:t xml:space="preserve">et al.</w:t>
+      </w:r>
+      <w:r>
+        <w:t xml:space="preserve">,</w:t>
+      </w:r>
+      <w:r>
+        <w:t xml:space="preserve"> </w:t>
+      </w:r>
+      <w:r>
+        <w:t xml:space="preserve">“Welcome to the</w:t>
+      </w:r>
+      <w:r>
+        <w:t xml:space="preserve"> </w:t>
+      </w:r>
+      <w:r>
+        <w:t xml:space="preserve">tidyverse</w:t>
+      </w:r>
+      <w:r>
+        <w:t xml:space="preserve">,”</w:t>
+      </w:r>
+      <w:r>
+        <w:t xml:space="preserve"> </w:t>
+      </w:r>
+      <w:r>
+        <w:rPr>
+          <w:i/>
+          <w:iCs/>
+        </w:rPr>
+        <w:t xml:space="preserve">Journal of Open Source Software</w:t>
+      </w:r>
+      <w:r>
+        <w:t xml:space="preserve">, vol. 4, no. 43, p. 1686, 2019, doi:</w:t>
+      </w:r>
+      <w:r>
+        <w:t xml:space="preserve"> </w:t>
+      </w:r>
+      <w:hyperlink r:id="rId126">
+        <w:r>
+          <w:rPr>
+            <w:rStyle w:val="Hyperlink"/>
+          </w:rPr>
+          <w:t xml:space="preserve">10.21105/joss.01686</w:t>
+        </w:r>
+      </w:hyperlink>
       <w:r>
         <w:t xml:space="preserve">.</w:t>
       </w:r>
     </w:p>
-    <w:bookmarkEnd w:id="109"/>
-    <w:bookmarkStart w:id="111" w:name="ref-golembook"/>
+    <w:bookmarkEnd w:id="127"/>
+    <w:bookmarkStart w:id="129" w:name="ref-kuhn2022tidy"/>
     <w:p>
       <w:pPr>
         <w:pStyle w:val="Bibliography"/>
       </w:pPr>
       <w:r>
-        <w:t xml:space="preserve">Fay, Colin, Sébastien Rochette, Vincent Guyader, and Cervan Girard. 2021.</w:t>
-      </w:r>
-      <w:r>
-        <w:t xml:space="preserve"> </w:t>
-      </w:r>
-      <w:r>
-        <w:rPr>
-          <w:i/>
-          <w:iCs/>
-        </w:rPr>
-        <w:t xml:space="preserve">Engineering Production-Grade Shiny Apps</w:t>
-      </w:r>
-      <w:r>
-        <w:t xml:space="preserve">. Chapman; Hall/CRC.</w:t>
-      </w:r>
-      <w:r>
-        <w:t xml:space="preserve"> </w:t>
-      </w:r>
-      <w:hyperlink r:id="rId110">
+        <w:t xml:space="preserve">[16]</w:t>
+      </w:r>
+      <w:r>
+        <w:t xml:space="preserve"> </w:t>
+      </w:r>
+      <w:r>
+        <w:t xml:space="preserve">	</w:t>
+      </w:r>
+      <w:r>
+        <w:t xml:space="preserve">M. Kuhn and J. Silge,</w:t>
+      </w:r>
+      <w:r>
+        <w:t xml:space="preserve"> </w:t>
+      </w:r>
+      <w:r>
+        <w:rPr>
+          <w:i/>
+          <w:iCs/>
+        </w:rPr>
+        <w:t xml:space="preserve">Tidy modeling with r</w:t>
+      </w:r>
+      <w:r>
+        <w:t xml:space="preserve">. " O’Reilly Media, Inc.", 2022. Available:</w:t>
+      </w:r>
+      <w:r>
+        <w:t xml:space="preserve"> </w:t>
+      </w:r>
+      <w:hyperlink r:id="rId128">
+        <w:r>
+          <w:rPr>
+            <w:rStyle w:val="Hyperlink"/>
+          </w:rPr>
+          <w:t xml:space="preserve">https://www.tmwr.org/</w:t>
+        </w:r>
+      </w:hyperlink>
+    </w:p>
+    <w:bookmarkEnd w:id="129"/>
+    <w:bookmarkStart w:id="131" w:name="ref-magrittr"/>
+    <w:p>
+      <w:pPr>
+        <w:pStyle w:val="Bibliography"/>
+      </w:pPr>
+      <w:r>
+        <w:t xml:space="preserve">[17]</w:t>
+      </w:r>
+      <w:r>
+        <w:t xml:space="preserve"> </w:t>
+      </w:r>
+      <w:r>
+        <w:t xml:space="preserve">	</w:t>
+      </w:r>
+      <w:r>
+        <w:t xml:space="preserve">S. M. Bache and H. Wickham,</w:t>
+      </w:r>
+      <w:r>
+        <w:t xml:space="preserve"> </w:t>
+      </w:r>
+      <w:r>
+        <w:rPr>
+          <w:i/>
+          <w:iCs/>
+        </w:rPr>
+        <w:t xml:space="preserve">Magrittr: A forward-pipe operator for r</w:t>
+      </w:r>
+      <w:r>
+        <w:t xml:space="preserve">. 2022. Available:</w:t>
+      </w:r>
+      <w:r>
+        <w:t xml:space="preserve"> </w:t>
+      </w:r>
+      <w:hyperlink r:id="rId130">
+        <w:r>
+          <w:rPr>
+            <w:rStyle w:val="Hyperlink"/>
+          </w:rPr>
+          <w:t xml:space="preserve">https://CRAN.R-project.org/package=magrittr</w:t>
+        </w:r>
+      </w:hyperlink>
+    </w:p>
+    <w:bookmarkEnd w:id="131"/>
+    <w:bookmarkStart w:id="133" w:name="ref-knuth84"/>
+    <w:p>
+      <w:pPr>
+        <w:pStyle w:val="Bibliography"/>
+      </w:pPr>
+      <w:r>
+        <w:t xml:space="preserve">[18]</w:t>
+      </w:r>
+      <w:r>
+        <w:t xml:space="preserve"> </w:t>
+      </w:r>
+      <w:r>
+        <w:t xml:space="preserve">	</w:t>
+      </w:r>
+      <w:r>
+        <w:t xml:space="preserve">D. E. Knuth,</w:t>
+      </w:r>
+      <w:r>
+        <w:t xml:space="preserve"> </w:t>
+      </w:r>
+      <w:r>
+        <w:t xml:space="preserve">“Literate programming,”</w:t>
+      </w:r>
+      <w:r>
+        <w:t xml:space="preserve"> </w:t>
+      </w:r>
+      <w:r>
+        <w:rPr>
+          <w:i/>
+          <w:iCs/>
+        </w:rPr>
+        <w:t xml:space="preserve">Comput. J.</w:t>
+      </w:r>
+      <w:r>
+        <w:t xml:space="preserve">, vol. 27, no. 2, pp. 97–111, May 1984, doi:</w:t>
+      </w:r>
+      <w:r>
+        <w:t xml:space="preserve"> </w:t>
+      </w:r>
+      <w:hyperlink r:id="rId132">
+        <w:r>
+          <w:rPr>
+            <w:rStyle w:val="Hyperlink"/>
+          </w:rPr>
+          <w:t xml:space="preserve">10.1093/comjnl/27.2.97</w:t>
+        </w:r>
+      </w:hyperlink>
+      <w:r>
+        <w:t xml:space="preserve">.</w:t>
+      </w:r>
+    </w:p>
+    <w:bookmarkEnd w:id="133"/>
+    <w:bookmarkStart w:id="135" w:name="ref-spatialds"/>
+    <w:p>
+      <w:pPr>
+        <w:pStyle w:val="Bibliography"/>
+      </w:pPr>
+      <w:r>
+        <w:t xml:space="preserve">[19]</w:t>
+      </w:r>
+      <w:r>
+        <w:t xml:space="preserve"> </w:t>
+      </w:r>
+      <w:r>
+        <w:t xml:space="preserve">	</w:t>
+      </w:r>
+      <w:r>
+        <w:t xml:space="preserve">E. Pebesma and R. Bivand,</w:t>
+      </w:r>
+      <w:r>
+        <w:t xml:space="preserve"> </w:t>
+      </w:r>
+      <w:r>
+        <w:rPr>
+          <w:i/>
+          <w:iCs/>
+        </w:rPr>
+        <w:t xml:space="preserve">Spatial data science: With applications in</w:t>
+      </w:r>
+      <w:r>
+        <w:rPr>
+          <w:i/>
+          <w:iCs/>
+        </w:rPr>
+        <w:t xml:space="preserve"> </w:t>
+      </w:r>
+      <w:r>
+        <w:rPr>
+          <w:i/>
+          <w:iCs/>
+        </w:rPr>
+        <w:t xml:space="preserve">R</w:t>
+      </w:r>
+      <w:r>
+        <w:t xml:space="preserve">. Boca Raton: Chapman; Hall/CRC, 2023. doi:</w:t>
+      </w:r>
+      <w:r>
+        <w:t xml:space="preserve"> </w:t>
+      </w:r>
+      <w:hyperlink r:id="rId134">
+        <w:r>
+          <w:rPr>
+            <w:rStyle w:val="Hyperlink"/>
+          </w:rPr>
+          <w:t xml:space="preserve">10.1201/9780429459016</w:t>
+        </w:r>
+      </w:hyperlink>
+      <w:r>
+        <w:t xml:space="preserve">.</w:t>
+      </w:r>
+    </w:p>
+    <w:bookmarkEnd w:id="135"/>
+    <w:bookmarkStart w:id="137" w:name="ref-masteringshiny"/>
+    <w:p>
+      <w:pPr>
+        <w:pStyle w:val="Bibliography"/>
+      </w:pPr>
+      <w:r>
+        <w:t xml:space="preserve">[20]</w:t>
+      </w:r>
+      <w:r>
+        <w:t xml:space="preserve"> </w:t>
+      </w:r>
+      <w:r>
+        <w:t xml:space="preserve">	</w:t>
+      </w:r>
+      <w:r>
+        <w:t xml:space="preserve">H. Wickham,</w:t>
+      </w:r>
+      <w:r>
+        <w:t xml:space="preserve"> </w:t>
+      </w:r>
+      <w:r>
+        <w:rPr>
+          <w:i/>
+          <w:iCs/>
+        </w:rPr>
+        <w:t xml:space="preserve">Mastering shiny</w:t>
+      </w:r>
+      <w:r>
+        <w:t xml:space="preserve">. " O’Reilly Media, Inc.", 2021. Available:</w:t>
+      </w:r>
+      <w:r>
+        <w:t xml:space="preserve"> </w:t>
+      </w:r>
+      <w:hyperlink r:id="rId136">
+        <w:r>
+          <w:rPr>
+            <w:rStyle w:val="Hyperlink"/>
+          </w:rPr>
+          <w:t xml:space="preserve">https://mastering-shiny.org/</w:t>
+        </w:r>
+      </w:hyperlink>
+    </w:p>
+    <w:bookmarkEnd w:id="137"/>
+    <w:bookmarkStart w:id="139" w:name="ref-golembook"/>
+    <w:p>
+      <w:pPr>
+        <w:pStyle w:val="Bibliography"/>
+      </w:pPr>
+      <w:r>
+        <w:t xml:space="preserve">[21]</w:t>
+      </w:r>
+      <w:r>
+        <w:t xml:space="preserve"> </w:t>
+      </w:r>
+      <w:r>
+        <w:t xml:space="preserve">	</w:t>
+      </w:r>
+      <w:r>
+        <w:t xml:space="preserve">C. Fay, S. Rochette, V. Guyader, and C. Girard,</w:t>
+      </w:r>
+      <w:r>
+        <w:t xml:space="preserve"> </w:t>
+      </w:r>
+      <w:r>
+        <w:rPr>
+          <w:i/>
+          <w:iCs/>
+        </w:rPr>
+        <w:t xml:space="preserve">Engineering production-grade shiny apps</w:t>
+      </w:r>
+      <w:r>
+        <w:t xml:space="preserve">. Chapman; Hall/CRC, 2021. Available:</w:t>
+      </w:r>
+      <w:r>
+        <w:t xml:space="preserve"> </w:t>
+      </w:r>
+      <w:hyperlink r:id="rId138">
         <w:r>
           <w:rPr>
             <w:rStyle w:val="Hyperlink"/>
@@ -3464,715 +4315,6 @@
           <w:t xml:space="preserve">https://engineering-shiny.org/</w:t>
         </w:r>
       </w:hyperlink>
-      <w:r>
-        <w:t xml:space="preserve">.</w:t>
-      </w:r>
-    </w:p>
-    <w:bookmarkEnd w:id="111"/>
-    <w:bookmarkStart w:id="113" w:name="ref-kleinman2009sas"/>
-    <w:p>
-      <w:pPr>
-        <w:pStyle w:val="Bibliography"/>
-      </w:pPr>
-      <w:r>
-        <w:t xml:space="preserve">Kleinman, Ken, and Nicholas J Horton. 2009.</w:t>
-      </w:r>
-      <w:r>
-        <w:t xml:space="preserve"> </w:t>
-      </w:r>
-      <w:r>
-        <w:rPr>
-          <w:i/>
-          <w:iCs/>
-        </w:rPr>
-        <w:t xml:space="preserve">SAS</w:t>
-      </w:r>
-      <w:r>
-        <w:rPr>
-          <w:i/>
-          <w:iCs/>
-        </w:rPr>
-        <w:t xml:space="preserve"> </w:t>
-      </w:r>
-      <w:r>
-        <w:rPr>
-          <w:i/>
-          <w:iCs/>
-        </w:rPr>
-        <w:t xml:space="preserve">and</w:t>
-      </w:r>
-      <w:r>
-        <w:rPr>
-          <w:i/>
-          <w:iCs/>
-        </w:rPr>
-        <w:t xml:space="preserve"> </w:t>
-      </w:r>
-      <w:r>
-        <w:rPr>
-          <w:i/>
-          <w:iCs/>
-        </w:rPr>
-        <w:t xml:space="preserve">R</w:t>
-      </w:r>
-      <w:r>
-        <w:rPr>
-          <w:i/>
-          <w:iCs/>
-        </w:rPr>
-        <w:t xml:space="preserve">: Data Management, Statistical Analysis, and Graphics</w:t>
-      </w:r>
-      <w:r>
-        <w:t xml:space="preserve">. Chapman; Hall/CRC.</w:t>
-      </w:r>
-      <w:r>
-        <w:t xml:space="preserve"> </w:t>
-      </w:r>
-      <w:hyperlink r:id="rId112">
-        <w:r>
-          <w:rPr>
-            <w:rStyle w:val="Hyperlink"/>
-          </w:rPr>
-          <w:t xml:space="preserve">https://www.routledge.com/SAS-and-R-Data-Management-Statistical-Analysis-and-Graphics-Second-Edition/Kleinman-Horton/p/book/9781466584495</w:t>
-        </w:r>
-      </w:hyperlink>
-      <w:r>
-        <w:t xml:space="preserve">.</w:t>
-      </w:r>
-    </w:p>
-    <w:bookmarkEnd w:id="113"/>
-    <w:bookmarkStart w:id="115" w:name="ref-knuth84"/>
-    <w:p>
-      <w:pPr>
-        <w:pStyle w:val="Bibliography"/>
-      </w:pPr>
-      <w:r>
-        <w:t xml:space="preserve">Knuth, Donald E. 1984.</w:t>
-      </w:r>
-      <w:r>
-        <w:t xml:space="preserve"> </w:t>
-      </w:r>
-      <w:r>
-        <w:t xml:space="preserve">“Literate Programming.”</w:t>
-      </w:r>
-      <w:r>
-        <w:t xml:space="preserve"> </w:t>
-      </w:r>
-      <w:r>
-        <w:rPr>
-          <w:i/>
-          <w:iCs/>
-        </w:rPr>
-        <w:t xml:space="preserve">Comput. J.</w:t>
-      </w:r>
-      <w:r>
-        <w:t xml:space="preserve"> </w:t>
-      </w:r>
-      <w:r>
-        <w:t xml:space="preserve">(USA) 27 (2): 97–111.</w:t>
-      </w:r>
-      <w:r>
-        <w:t xml:space="preserve"> </w:t>
-      </w:r>
-      <w:hyperlink r:id="rId114">
-        <w:r>
-          <w:rPr>
-            <w:rStyle w:val="Hyperlink"/>
-          </w:rPr>
-          <w:t xml:space="preserve">https://doi.org/10.1093/comjnl/27.2.97</w:t>
-        </w:r>
-      </w:hyperlink>
-      <w:r>
-        <w:t xml:space="preserve">.</w:t>
-      </w:r>
-    </w:p>
-    <w:bookmarkEnd w:id="115"/>
-    <w:bookmarkStart w:id="117" w:name="ref-kuhn2022tidy"/>
-    <w:p>
-      <w:pPr>
-        <w:pStyle w:val="Bibliography"/>
-      </w:pPr>
-      <w:r>
-        <w:t xml:space="preserve">Kuhn, Max, and Julia Silge. 2022.</w:t>
-      </w:r>
-      <w:r>
-        <w:t xml:space="preserve"> </w:t>
-      </w:r>
-      <w:r>
-        <w:rPr>
-          <w:i/>
-          <w:iCs/>
-        </w:rPr>
-        <w:t xml:space="preserve">Tidy Modeling with r</w:t>
-      </w:r>
-      <w:r>
-        <w:t xml:space="preserve">. " O’Reilly Media, Inc."</w:t>
-      </w:r>
-      <w:r>
-        <w:t xml:space="preserve"> </w:t>
-      </w:r>
-      <w:hyperlink r:id="rId116">
-        <w:r>
-          <w:rPr>
-            <w:rStyle w:val="Hyperlink"/>
-          </w:rPr>
-          <w:t xml:space="preserve">https://www.tmwr.org/</w:t>
-        </w:r>
-      </w:hyperlink>
-      <w:r>
-        <w:t xml:space="preserve">.</w:t>
-      </w:r>
-    </w:p>
-    <w:bookmarkEnd w:id="117"/>
-    <w:bookmarkStart w:id="119" w:name="ref-muenchen2011r"/>
-    <w:p>
-      <w:pPr>
-        <w:pStyle w:val="Bibliography"/>
-      </w:pPr>
-      <w:r>
-        <w:t xml:space="preserve">Muenchen, Robert A. 2011.</w:t>
-      </w:r>
-      <w:r>
-        <w:t xml:space="preserve"> </w:t>
-      </w:r>
-      <w:r>
-        <w:rPr>
-          <w:i/>
-          <w:iCs/>
-        </w:rPr>
-        <w:t xml:space="preserve">R for</w:t>
-      </w:r>
-      <w:r>
-        <w:rPr>
-          <w:i/>
-          <w:iCs/>
-        </w:rPr>
-        <w:t xml:space="preserve"> </w:t>
-      </w:r>
-      <w:r>
-        <w:rPr>
-          <w:i/>
-          <w:iCs/>
-        </w:rPr>
-        <w:t xml:space="preserve">SAS</w:t>
-      </w:r>
-      <w:r>
-        <w:rPr>
-          <w:i/>
-          <w:iCs/>
-        </w:rPr>
-        <w:t xml:space="preserve"> </w:t>
-      </w:r>
-      <w:r>
-        <w:rPr>
-          <w:i/>
-          <w:iCs/>
-        </w:rPr>
-        <w:t xml:space="preserve">and</w:t>
-      </w:r>
-      <w:r>
-        <w:rPr>
-          <w:i/>
-          <w:iCs/>
-        </w:rPr>
-        <w:t xml:space="preserve"> </w:t>
-      </w:r>
-      <w:r>
-        <w:rPr>
-          <w:i/>
-          <w:iCs/>
-        </w:rPr>
-        <w:t xml:space="preserve">SPSS</w:t>
-      </w:r>
-      <w:r>
-        <w:rPr>
-          <w:i/>
-          <w:iCs/>
-        </w:rPr>
-        <w:t xml:space="preserve"> </w:t>
-      </w:r>
-      <w:r>
-        <w:rPr>
-          <w:i/>
-          <w:iCs/>
-        </w:rPr>
-        <w:t xml:space="preserve">Users</w:t>
-      </w:r>
-      <w:r>
-        <w:t xml:space="preserve">. Springer Science &amp; Business Media.</w:t>
-      </w:r>
-      <w:r>
-        <w:t xml:space="preserve"> </w:t>
-      </w:r>
-      <w:hyperlink r:id="rId118">
-        <w:r>
-          <w:rPr>
-            <w:rStyle w:val="Hyperlink"/>
-          </w:rPr>
-          <w:t xml:space="preserve">https://link.springer.com/book/10.1007/978-1-4614-0685-3</w:t>
-        </w:r>
-      </w:hyperlink>
-      <w:r>
-        <w:t xml:space="preserve">.</w:t>
-      </w:r>
-    </w:p>
-    <w:bookmarkEnd w:id="119"/>
-    <w:bookmarkStart w:id="121" w:name="ref-practicalr4epi"/>
-    <w:p>
-      <w:pPr>
-        <w:pStyle w:val="Bibliography"/>
-      </w:pPr>
-      <w:r>
-        <w:t xml:space="preserve">Myatt, Mark. 2022.</w:t>
-      </w:r>
-      <w:r>
-        <w:t xml:space="preserve"> </w:t>
-      </w:r>
-      <w:r>
-        <w:rPr>
-          <w:i/>
-          <w:iCs/>
-        </w:rPr>
-        <w:t xml:space="preserve">Practical</w:t>
-      </w:r>
-      <w:r>
-        <w:rPr>
-          <w:i/>
-          <w:iCs/>
-        </w:rPr>
-        <w:t xml:space="preserve"> </w:t>
-      </w:r>
-      <w:r>
-        <w:rPr>
-          <w:i/>
-          <w:iCs/>
-        </w:rPr>
-        <w:t xml:space="preserve">R</w:t>
-      </w:r>
-      <w:r>
-        <w:rPr>
-          <w:i/>
-          <w:iCs/>
-        </w:rPr>
-        <w:t xml:space="preserve"> </w:t>
-      </w:r>
-      <w:r>
-        <w:rPr>
-          <w:i/>
-          <w:iCs/>
-        </w:rPr>
-        <w:t xml:space="preserve">for Epidemiologists</w:t>
-      </w:r>
-      <w:r>
-        <w:t xml:space="preserve">. Online.</w:t>
-      </w:r>
-      <w:r>
-        <w:t xml:space="preserve"> </w:t>
-      </w:r>
-      <w:hyperlink r:id="rId120">
-        <w:r>
-          <w:rPr>
-            <w:rStyle w:val="Hyperlink"/>
-          </w:rPr>
-          <w:t xml:space="preserve">https://practical-r.org/index.html</w:t>
-        </w:r>
-      </w:hyperlink>
-      <w:r>
-        <w:t xml:space="preserve">.</w:t>
-      </w:r>
-    </w:p>
-    <w:bookmarkEnd w:id="121"/>
-    <w:bookmarkStart w:id="123" w:name="ref-NahhasIntroR"/>
-    <w:p>
-      <w:pPr>
-        <w:pStyle w:val="Bibliography"/>
-      </w:pPr>
-      <w:r>
-        <w:t xml:space="preserve">Nahhas, Ramzi W. 2023.</w:t>
-      </w:r>
-      <w:r>
-        <w:t xml:space="preserve"> </w:t>
-      </w:r>
-      <w:r>
-        <w:rPr>
-          <w:i/>
-          <w:iCs/>
-        </w:rPr>
-        <w:t xml:space="preserve">An Introduction to r for Research</w:t>
-      </w:r>
-      <w:r>
-        <w:t xml:space="preserve">.</w:t>
-      </w:r>
-      <w:r>
-        <w:t xml:space="preserve"> </w:t>
-      </w:r>
-      <w:hyperlink r:id="rId122">
-        <w:r>
-          <w:rPr>
-            <w:rStyle w:val="Hyperlink"/>
-          </w:rPr>
-          <w:t xml:space="preserve">https://bookdown.org/rwnahhas/IntroToR/</w:t>
-        </w:r>
-      </w:hyperlink>
-      <w:r>
-        <w:t xml:space="preserve">.</w:t>
-      </w:r>
-    </w:p>
-    <w:bookmarkEnd w:id="123"/>
-    <w:bookmarkStart w:id="125" w:name="ref-NahhasIRMPHR"/>
-    <w:p>
-      <w:pPr>
-        <w:pStyle w:val="Bibliography"/>
-      </w:pPr>
-      <w:r>
-        <w:t xml:space="preserve">Nahhas, Ramzi W. 2024.</w:t>
-      </w:r>
-      <w:r>
-        <w:t xml:space="preserve"> </w:t>
-      </w:r>
-      <w:r>
-        <w:rPr>
-          <w:i/>
-          <w:iCs/>
-        </w:rPr>
-        <w:t xml:space="preserve">Introduction to Regression Methods for Public Health Using</w:t>
-      </w:r>
-      <w:r>
-        <w:rPr>
-          <w:i/>
-          <w:iCs/>
-        </w:rPr>
-        <w:t xml:space="preserve"> </w:t>
-      </w:r>
-      <w:r>
-        <w:rPr>
-          <w:i/>
-          <w:iCs/>
-        </w:rPr>
-        <w:t xml:space="preserve">R</w:t>
-      </w:r>
-      <w:r>
-        <w:t xml:space="preserve">. CRC Press.</w:t>
-      </w:r>
-      <w:r>
-        <w:t xml:space="preserve"> </w:t>
-      </w:r>
-      <w:hyperlink r:id="rId124">
-        <w:r>
-          <w:rPr>
-            <w:rStyle w:val="Hyperlink"/>
-          </w:rPr>
-          <w:t xml:space="preserve">https://www.bookdown.org/rwnahhas/RMPH/</w:t>
-        </w:r>
-      </w:hyperlink>
-      <w:r>
-        <w:t xml:space="preserve">.</w:t>
-      </w:r>
-    </w:p>
-    <w:bookmarkEnd w:id="125"/>
-    <w:bookmarkStart w:id="127" w:name="ref-spatialds"/>
-    <w:p>
-      <w:pPr>
-        <w:pStyle w:val="Bibliography"/>
-      </w:pPr>
-      <w:r>
-        <w:t xml:space="preserve">Pebesma, Edzer, and Roger Bivand. 2023.</w:t>
-      </w:r>
-      <w:r>
-        <w:t xml:space="preserve"> </w:t>
-      </w:r>
-      <w:r>
-        <w:rPr>
-          <w:i/>
-          <w:iCs/>
-        </w:rPr>
-        <w:t xml:space="preserve">Spatial Data Science: With Applications in</w:t>
-      </w:r>
-      <w:r>
-        <w:rPr>
-          <w:i/>
-          <w:iCs/>
-        </w:rPr>
-        <w:t xml:space="preserve"> </w:t>
-      </w:r>
-      <w:r>
-        <w:rPr>
-          <w:i/>
-          <w:iCs/>
-        </w:rPr>
-        <w:t xml:space="preserve">R</w:t>
-      </w:r>
-      <w:r>
-        <w:t xml:space="preserve">. Chapman; Hall/CRC.</w:t>
-      </w:r>
-      <w:r>
-        <w:t xml:space="preserve"> </w:t>
-      </w:r>
-      <w:hyperlink r:id="rId126">
-        <w:r>
-          <w:rPr>
-            <w:rStyle w:val="Hyperlink"/>
-          </w:rPr>
-          <w:t xml:space="preserve">https://doi.org/10.1201/9780429459016</w:t>
-        </w:r>
-      </w:hyperlink>
-      <w:r>
-        <w:t xml:space="preserve">.</w:t>
-      </w:r>
-    </w:p>
-    <w:bookmarkEnd w:id="127"/>
-    <w:bookmarkStart w:id="129" w:name="ref-rapR"/>
-    <w:p>
-      <w:pPr>
-        <w:pStyle w:val="Bibliography"/>
-      </w:pPr>
-      <w:r>
-        <w:t xml:space="preserve">Rodrigues, Bruno. 2023.</w:t>
-      </w:r>
-      <w:r>
-        <w:t xml:space="preserve"> </w:t>
-      </w:r>
-      <w:r>
-        <w:rPr>
-          <w:i/>
-          <w:iCs/>
-        </w:rPr>
-        <w:t xml:space="preserve">Building Reproducible Analytical Pipelines with r</w:t>
-      </w:r>
-      <w:r>
-        <w:t xml:space="preserve">. Online.</w:t>
-      </w:r>
-      <w:r>
-        <w:t xml:space="preserve"> </w:t>
-      </w:r>
-      <w:hyperlink r:id="rId128">
-        <w:r>
-          <w:rPr>
-            <w:rStyle w:val="Hyperlink"/>
-          </w:rPr>
-          <w:t xml:space="preserve">https://raps-with-r.dev/</w:t>
-        </w:r>
-      </w:hyperlink>
-      <w:r>
-        <w:t xml:space="preserve">.</w:t>
-      </w:r>
-    </w:p>
-    <w:bookmarkEnd w:id="129"/>
-    <w:bookmarkStart w:id="131" w:name="ref-wickham2019advanced"/>
-    <w:p>
-      <w:pPr>
-        <w:pStyle w:val="Bibliography"/>
-      </w:pPr>
-      <w:r>
-        <w:t xml:space="preserve">Wickham, Hadley. 2019.</w:t>
-      </w:r>
-      <w:r>
-        <w:t xml:space="preserve"> </w:t>
-      </w:r>
-      <w:r>
-        <w:rPr>
-          <w:i/>
-          <w:iCs/>
-        </w:rPr>
-        <w:t xml:space="preserve">Advanced r</w:t>
-      </w:r>
-      <w:r>
-        <w:t xml:space="preserve">. Chapman; Hall/CRC.</w:t>
-      </w:r>
-      <w:r>
-        <w:t xml:space="preserve"> </w:t>
-      </w:r>
-      <w:hyperlink r:id="rId130">
-        <w:r>
-          <w:rPr>
-            <w:rStyle w:val="Hyperlink"/>
-          </w:rPr>
-          <w:t xml:space="preserve">https://adv-r.hadley.nz/index.html</w:t>
-        </w:r>
-      </w:hyperlink>
-      <w:r>
-        <w:t xml:space="preserve">.</w:t>
-      </w:r>
-    </w:p>
-    <w:bookmarkEnd w:id="131"/>
-    <w:bookmarkStart w:id="133" w:name="ref-masteringshiny"/>
-    <w:p>
-      <w:pPr>
-        <w:pStyle w:val="Bibliography"/>
-      </w:pPr>
-      <w:r>
-        <w:t xml:space="preserve">Wickham, Hadley. 2021.</w:t>
-      </w:r>
-      <w:r>
-        <w:t xml:space="preserve"> </w:t>
-      </w:r>
-      <w:r>
-        <w:rPr>
-          <w:i/>
-          <w:iCs/>
-        </w:rPr>
-        <w:t xml:space="preserve">Mastering Shiny</w:t>
-      </w:r>
-      <w:r>
-        <w:t xml:space="preserve">. " O’Reilly Media, Inc."</w:t>
-      </w:r>
-      <w:r>
-        <w:t xml:space="preserve"> </w:t>
-      </w:r>
-      <w:hyperlink r:id="rId132">
-        <w:r>
-          <w:rPr>
-            <w:rStyle w:val="Hyperlink"/>
-          </w:rPr>
-          <w:t xml:space="preserve">https://mastering-shiny.org/</w:t>
-        </w:r>
-      </w:hyperlink>
-      <w:r>
-        <w:t xml:space="preserve">.</w:t>
-      </w:r>
-    </w:p>
-    <w:bookmarkEnd w:id="133"/>
-    <w:bookmarkStart w:id="135" w:name="ref-welcometidyverse"/>
-    <w:p>
-      <w:pPr>
-        <w:pStyle w:val="Bibliography"/>
-      </w:pPr>
-      <w:r>
-        <w:t xml:space="preserve">Wickham, Hadley, Mara Averick, Jennifer Bryan, et al. 2019.</w:t>
-      </w:r>
-      <w:r>
-        <w:t xml:space="preserve"> </w:t>
-      </w:r>
-      <w:r>
-        <w:t xml:space="preserve">“Welcome to the</w:t>
-      </w:r>
-      <w:r>
-        <w:t xml:space="preserve"> </w:t>
-      </w:r>
-      <w:r>
-        <w:t xml:space="preserve">tidyverse</w:t>
-      </w:r>
-      <w:r>
-        <w:t xml:space="preserve">.”</w:t>
-      </w:r>
-      <w:r>
-        <w:t xml:space="preserve"> </w:t>
-      </w:r>
-      <w:r>
-        <w:rPr>
-          <w:i/>
-          <w:iCs/>
-        </w:rPr>
-        <w:t xml:space="preserve">Journal of Open Source Software</w:t>
-      </w:r>
-      <w:r>
-        <w:t xml:space="preserve"> </w:t>
-      </w:r>
-      <w:r>
-        <w:t xml:space="preserve">4 (43): 1686.</w:t>
-      </w:r>
-      <w:r>
-        <w:t xml:space="preserve"> </w:t>
-      </w:r>
-      <w:hyperlink r:id="rId134">
-        <w:r>
-          <w:rPr>
-            <w:rStyle w:val="Hyperlink"/>
-          </w:rPr>
-          <w:t xml:space="preserve">https://doi.org/10.21105/joss.01686</w:t>
-        </w:r>
-      </w:hyperlink>
-      <w:r>
-        <w:t xml:space="preserve">.</w:t>
-      </w:r>
-    </w:p>
-    <w:bookmarkEnd w:id="135"/>
-    <w:bookmarkStart w:id="137" w:name="ref-rpkgs"/>
-    <w:p>
-      <w:pPr>
-        <w:pStyle w:val="Bibliography"/>
-      </w:pPr>
-      <w:r>
-        <w:t xml:space="preserve">Wickham, Hadley, and Jennifer Bryan. 2023.</w:t>
-      </w:r>
-      <w:r>
-        <w:t xml:space="preserve"> </w:t>
-      </w:r>
-      <w:r>
-        <w:rPr>
-          <w:i/>
-          <w:iCs/>
-        </w:rPr>
-        <w:t xml:space="preserve">R</w:t>
-      </w:r>
-      <w:r>
-        <w:rPr>
-          <w:i/>
-          <w:iCs/>
-        </w:rPr>
-        <w:t xml:space="preserve"> </w:t>
-      </w:r>
-      <w:r>
-        <w:rPr>
-          <w:i/>
-          <w:iCs/>
-        </w:rPr>
-        <w:t xml:space="preserve">Packages</w:t>
-      </w:r>
-      <w:r>
-        <w:t xml:space="preserve">. O’Reilly Media, Inc.</w:t>
-      </w:r>
-      <w:r>
-        <w:t xml:space="preserve"> </w:t>
-      </w:r>
-      <w:hyperlink r:id="rId136">
-        <w:r>
-          <w:rPr>
-            <w:rStyle w:val="Hyperlink"/>
-          </w:rPr>
-          <w:t xml:space="preserve">https://r-pkgs.org/</w:t>
-        </w:r>
-      </w:hyperlink>
-      <w:r>
-        <w:t xml:space="preserve">.</w:t>
-      </w:r>
-    </w:p>
-    <w:bookmarkEnd w:id="137"/>
-    <w:bookmarkStart w:id="139" w:name="ref-r4ds"/>
-    <w:p>
-      <w:pPr>
-        <w:pStyle w:val="Bibliography"/>
-      </w:pPr>
-      <w:r>
-        <w:t xml:space="preserve">Wickham, Hadley, Mine Çetinkaya-Rundel, and Garrett Grolemund. 2023.</w:t>
-      </w:r>
-      <w:r>
-        <w:t xml:space="preserve"> </w:t>
-      </w:r>
-      <w:r>
-        <w:rPr>
-          <w:i/>
-          <w:iCs/>
-        </w:rPr>
-        <w:t xml:space="preserve">R for Data Science</w:t>
-      </w:r>
-      <w:r>
-        <w:t xml:space="preserve">. " O’Reilly Media, Inc."</w:t>
-      </w:r>
-      <w:r>
-        <w:t xml:space="preserve"> </w:t>
-      </w:r>
-      <w:hyperlink r:id="rId138">
-        <w:r>
-          <w:rPr>
-            <w:rStyle w:val="Hyperlink"/>
-          </w:rPr>
-          <w:t xml:space="preserve">https://r4ds.hadley.nz/</w:t>
-        </w:r>
-      </w:hyperlink>
-      <w:r>
-        <w:t xml:space="preserve">.</w:t>
-      </w:r>
     </w:p>
     <w:bookmarkEnd w:id="139"/>
     <w:bookmarkEnd w:id="140"/>

--- a/chapters/intro-to-R-handout.docx
+++ b/chapters/intro-to-R-handout.docx
@@ -1404,7 +1404,7 @@
           <w:rPr>
             <w:rStyle w:val="Hyperlink"/>
           </w:rPr>
-          <w:t xml:space="preserve">https://www.maths.ed.ac.uk/~swood34/RCdebug/RCdebug.html</w:t>
+          <w:t xml:space="preserve">https://webhomes.maths.ed.ac.uk/~swood34/RCdebug/RCdebug.html</w:t>
         </w:r>
       </w:hyperlink>
     </w:p>
